--- a/06_可直接打开的Word版/02_选择题题库__选择题按章节__03_参数（总体均数）估计与假设实验.docx
+++ b/06_可直接打开的Word版/02_选择题题库__选择题按章节__03_参数（总体均数）估计与假设实验.docx
@@ -3,11 +3,11 @@
 <w:document xmlns:wpc="http://schemas.microsoft.com/office/word/2010/wordprocessingCanvas" xmlns:mo="http://schemas.microsoft.com/office/mac/office/2008/main" xmlns:mc="http://schemas.openxmlformats.org/markup-compatibility/2006" xmlns:mv="urn:schemas-microsoft-com:mac:vml" xmlns:o="urn:schemas-microsoft-com:office:office" xmlns:r="http://schemas.openxmlformats.org/officeDocument/2006/relationships" xmlns:m="http://schemas.openxmlformats.org/officeDocument/2006/math" xmlns:v="urn:schemas-microsoft-com:vml" xmlns:wp14="http://schemas.microsoft.com/office/word/2010/wordprocessingDrawing" xmlns:wp="http://schemas.openxmlformats.org/drawingml/2006/wordprocessingDrawing" xmlns:w10="urn:schemas-microsoft-com:office:word" xmlns:w="http://schemas.openxmlformats.org/wordprocessingml/2006/main" xmlns:w14="http://schemas.microsoft.com/office/word/2010/wordml" xmlns:wpg="http://schemas.microsoft.com/office/word/2010/wordprocessingGroup" xmlns:wpi="http://schemas.microsoft.com/office/word/2010/wordprocessingInk" xmlns:wne="http://schemas.microsoft.com/office/word/2006/wordml" xmlns:wps="http://schemas.microsoft.com/office/word/2010/wordprocessingShape" mc:Ignorable="w14 wp14">
   <w:body>
     <w:p>
-      <w:pPr>
-        <w:pStyle w:val="Heading1"/>
-      </w:pPr>
       <w:r>
-        <w:t>参数（总体均数）估计与假设实验</w:t>
+        <w:rPr>
+          <w:rFonts w:ascii="Microsoft YaHei" w:hAnsi="Microsoft YaHei" w:eastAsia="Microsoft YaHei"/>
+        </w:rPr>
+        <w:t>﻿# 参数（总体均数）估计与假设实验</w:t>
       </w:r>
     </w:p>
     <w:p/>
@@ -15,7 +15,6 @@
       <w:r>
         <w:rPr>
           <w:rFonts w:ascii="Microsoft YaHei" w:hAnsi="Microsoft YaHei" w:eastAsia="Microsoft YaHei"/>
-          <w:sz w:val="22"/>
         </w:rPr>
         <w:t>??: 17</w:t>
       </w:r>
@@ -25,7 +24,6 @@
       <w:r>
         <w:rPr>
           <w:rFonts w:ascii="Microsoft YaHei" w:hAnsi="Microsoft YaHei" w:eastAsia="Microsoft YaHei"/>
-          <w:sz w:val="22"/>
         </w:rPr>
         <w:t>1（ ）小,表示用该样本均数估计总体均数的可靠性大</w:t>
       </w:r>
@@ -34,7 +32,6 @@
       <w:r>
         <w:rPr>
           <w:rFonts w:ascii="Microsoft YaHei" w:hAnsi="Microsoft YaHei" w:eastAsia="Microsoft YaHei"/>
-          <w:sz w:val="22"/>
         </w:rPr>
         <w:t>A、变异系数</w:t>
       </w:r>
@@ -43,7 +40,6 @@
       <w:r>
         <w:rPr>
           <w:rFonts w:ascii="Microsoft YaHei" w:hAnsi="Microsoft YaHei" w:eastAsia="Microsoft YaHei"/>
-          <w:sz w:val="22"/>
         </w:rPr>
         <w:t>B、极差</w:t>
       </w:r>
@@ -52,7 +48,6 @@
       <w:r>
         <w:rPr>
           <w:rFonts w:ascii="Microsoft YaHei" w:hAnsi="Microsoft YaHei" w:eastAsia="Microsoft YaHei"/>
-          <w:sz w:val="22"/>
         </w:rPr>
         <w:t>C、标准差</w:t>
       </w:r>
@@ -61,7 +56,6 @@
       <w:r>
         <w:rPr>
           <w:rFonts w:ascii="Microsoft YaHei" w:hAnsi="Microsoft YaHei" w:eastAsia="Microsoft YaHei"/>
-          <w:sz w:val="22"/>
         </w:rPr>
         <w:t>D、标准误</w:t>
       </w:r>
@@ -70,7 +64,6 @@
       <w:r>
         <w:rPr>
           <w:rFonts w:ascii="Microsoft YaHei" w:hAnsi="Microsoft YaHei" w:eastAsia="Microsoft YaHei"/>
-          <w:sz w:val="22"/>
         </w:rPr>
         <w:t>E、四分位数间距</w:t>
       </w:r>
@@ -80,7 +73,6 @@
       <w:r>
         <w:rPr>
           <w:rFonts w:ascii="Microsoft YaHei" w:hAnsi="Microsoft YaHei" w:eastAsia="Microsoft YaHei"/>
-          <w:sz w:val="22"/>
         </w:rPr>
         <w:t>2两样本均数比较的t检验,差别有统计学意义时,P越小,说明</w:t>
       </w:r>
@@ -89,7 +81,6 @@
       <w:r>
         <w:rPr>
           <w:rFonts w:ascii="Microsoft YaHei" w:hAnsi="Microsoft YaHei" w:eastAsia="Microsoft YaHei"/>
-          <w:sz w:val="22"/>
         </w:rPr>
         <w:t>A、两样本均数差别越大</w:t>
       </w:r>
@@ -98,7 +89,6 @@
       <w:r>
         <w:rPr>
           <w:rFonts w:ascii="Microsoft YaHei" w:hAnsi="Microsoft YaHei" w:eastAsia="Microsoft YaHei"/>
-          <w:sz w:val="22"/>
         </w:rPr>
         <w:t>B、两总体均数差别越大</w:t>
       </w:r>
@@ -107,7 +97,6 @@
       <w:r>
         <w:rPr>
           <w:rFonts w:ascii="Microsoft YaHei" w:hAnsi="Microsoft YaHei" w:eastAsia="Microsoft YaHei"/>
-          <w:sz w:val="22"/>
         </w:rPr>
         <w:t>C、越有理由认为两总体均数不同</w:t>
       </w:r>
@@ -116,7 +105,6 @@
       <w:r>
         <w:rPr>
           <w:rFonts w:ascii="Microsoft YaHei" w:hAnsi="Microsoft YaHei" w:eastAsia="Microsoft YaHei"/>
-          <w:sz w:val="22"/>
         </w:rPr>
         <w:t>D、越有理由认为两样本均数不同</w:t>
       </w:r>
@@ -125,7 +113,6 @@
       <w:r>
         <w:rPr>
           <w:rFonts w:ascii="Microsoft YaHei" w:hAnsi="Microsoft YaHei" w:eastAsia="Microsoft YaHei"/>
-          <w:sz w:val="22"/>
         </w:rPr>
         <w:t>E、越有理由认为两总体均数相同</w:t>
       </w:r>
@@ -135,7 +122,6 @@
       <w:r>
         <w:rPr>
           <w:rFonts w:ascii="Microsoft YaHei" w:hAnsi="Microsoft YaHei" w:eastAsia="Microsoft YaHei"/>
-          <w:sz w:val="22"/>
         </w:rPr>
         <w:t>3在疗效比较中应做单侧检验的是</w:t>
       </w:r>
@@ -144,7 +130,6 @@
       <w:r>
         <w:rPr>
           <w:rFonts w:ascii="Microsoft YaHei" w:hAnsi="Microsoft YaHei" w:eastAsia="Microsoft YaHei"/>
-          <w:sz w:val="22"/>
         </w:rPr>
         <w:t>A、已知A药不会优于B药</w:t>
       </w:r>
@@ -153,7 +138,6 @@
       <w:r>
         <w:rPr>
           <w:rFonts w:ascii="Microsoft YaHei" w:hAnsi="Microsoft YaHei" w:eastAsia="Microsoft YaHei"/>
-          <w:sz w:val="22"/>
         </w:rPr>
         <w:t>B、已知A药优于B药</w:t>
       </w:r>
@@ -162,7 +146,6 @@
       <w:r>
         <w:rPr>
           <w:rFonts w:ascii="Microsoft YaHei" w:hAnsi="Microsoft YaHei" w:eastAsia="Microsoft YaHei"/>
-          <w:sz w:val="22"/>
         </w:rPr>
         <w:t>C、不知A药好还是B药好</w:t>
       </w:r>
@@ -171,7 +154,6 @@
       <w:r>
         <w:rPr>
           <w:rFonts w:ascii="Microsoft YaHei" w:hAnsi="Microsoft YaHei" w:eastAsia="Microsoft YaHei"/>
-          <w:sz w:val="22"/>
         </w:rPr>
         <w:t>D、两种药物的疗效可能一样</w:t>
       </w:r>
@@ -180,7 +162,6 @@
       <w:r>
         <w:rPr>
           <w:rFonts w:ascii="Microsoft YaHei" w:hAnsi="Microsoft YaHei" w:eastAsia="Microsoft YaHei"/>
-          <w:sz w:val="22"/>
         </w:rPr>
         <w:t>E、两种药物的疗效可能不一样</w:t>
       </w:r>
@@ -190,7 +171,6 @@
       <w:r>
         <w:rPr>
           <w:rFonts w:ascii="Microsoft YaHei" w:hAnsi="Microsoft YaHei" w:eastAsia="Microsoft YaHei"/>
-          <w:sz w:val="22"/>
         </w:rPr>
         <w:t>4配对t检验与两独立样本t检验相比,平均起来前者</w:t>
       </w:r>
@@ -199,7 +179,6 @@
       <w:r>
         <w:rPr>
           <w:rFonts w:ascii="Microsoft YaHei" w:hAnsi="Microsoft YaHei" w:eastAsia="Microsoft YaHei"/>
-          <w:sz w:val="22"/>
         </w:rPr>
         <w:t>A、检验效能更低</w:t>
       </w:r>
@@ -208,7 +187,6 @@
       <w:r>
         <w:rPr>
           <w:rFonts w:ascii="Microsoft YaHei" w:hAnsi="Microsoft YaHei" w:eastAsia="Microsoft YaHei"/>
-          <w:sz w:val="22"/>
         </w:rPr>
         <w:t>B、犯Ⅱ类错误的可能性更大</w:t>
       </w:r>
@@ -217,7 +195,6 @@
       <w:r>
         <w:rPr>
           <w:rFonts w:ascii="Microsoft YaHei" w:hAnsi="Microsoft YaHei" w:eastAsia="Microsoft YaHei"/>
-          <w:sz w:val="22"/>
         </w:rPr>
         <w:t>C、更容易检出实际存在的差别</w:t>
       </w:r>
@@ -226,7 +203,6 @@
       <w:r>
         <w:rPr>
           <w:rFonts w:ascii="Microsoft YaHei" w:hAnsi="Microsoft YaHei" w:eastAsia="Microsoft YaHei"/>
-          <w:sz w:val="22"/>
         </w:rPr>
         <w:t>D、更不容易检出实际存在的差别</w:t>
       </w:r>
@@ -235,7 +211,6 @@
       <w:r>
         <w:rPr>
           <w:rFonts w:ascii="Microsoft YaHei" w:hAnsi="Microsoft YaHei" w:eastAsia="Microsoft YaHei"/>
-          <w:sz w:val="22"/>
         </w:rPr>
         <w:t>E、两种方法一样</w:t>
       </w:r>
@@ -245,7 +220,6 @@
       <w:r>
         <w:rPr>
           <w:rFonts w:ascii="Microsoft YaHei" w:hAnsi="Microsoft YaHei" w:eastAsia="Microsoft YaHei"/>
-          <w:sz w:val="22"/>
         </w:rPr>
         <w:t>5随机抽取某市100名健康女性,算得其血清总蛋白含量的均数为74g/L,标准差为4g/L,则其95%的可信区间为</w:t>
       </w:r>
@@ -254,7 +228,6 @@
       <w:r>
         <w:rPr>
           <w:rFonts w:ascii="Microsoft YaHei" w:hAnsi="Microsoft YaHei" w:eastAsia="Microsoft YaHei"/>
-          <w:sz w:val="22"/>
         </w:rPr>
         <w:t>A、74±4×4</w:t>
       </w:r>
@@ -263,7 +236,6 @@
       <w:r>
         <w:rPr>
           <w:rFonts w:ascii="Microsoft YaHei" w:hAnsi="Microsoft YaHei" w:eastAsia="Microsoft YaHei"/>
-          <w:sz w:val="22"/>
         </w:rPr>
         <w:t>B、74±1.96×4</w:t>
       </w:r>
@@ -272,7 +244,6 @@
       <w:r>
         <w:rPr>
           <w:rFonts w:ascii="Microsoft YaHei" w:hAnsi="Microsoft YaHei" w:eastAsia="Microsoft YaHei"/>
-          <w:sz w:val="22"/>
         </w:rPr>
         <w:t>C、74±2.58×4</w:t>
       </w:r>
@@ -281,7 +252,6 @@
       <w:r>
         <w:rPr>
           <w:rFonts w:ascii="Microsoft YaHei" w:hAnsi="Microsoft YaHei" w:eastAsia="Microsoft YaHei"/>
-          <w:sz w:val="22"/>
         </w:rPr>
         <w:t>D、74±2.58×4÷10</w:t>
       </w:r>
@@ -290,7 +260,6 @@
       <w:r>
         <w:rPr>
           <w:rFonts w:ascii="Microsoft YaHei" w:hAnsi="Microsoft YaHei" w:eastAsia="Microsoft YaHei"/>
-          <w:sz w:val="22"/>
         </w:rPr>
         <w:t>E、74±1.96×4÷10</w:t>
       </w:r>
@@ -300,7 +269,6 @@
       <w:r>
         <w:rPr>
           <w:rFonts w:ascii="Microsoft YaHei" w:hAnsi="Microsoft YaHei" w:eastAsia="Microsoft YaHei"/>
-          <w:sz w:val="22"/>
         </w:rPr>
         <w:t>6关于t分布,错误的是</w:t>
       </w:r>
@@ -309,7 +277,6 @@
       <w:r>
         <w:rPr>
           <w:rFonts w:ascii="Microsoft YaHei" w:hAnsi="Microsoft YaHei" w:eastAsia="Microsoft YaHei"/>
-          <w:sz w:val="22"/>
         </w:rPr>
         <w:t>A、t分布是一簇曲线</w:t>
       </w:r>
@@ -318,7 +285,6 @@
       <w:r>
         <w:rPr>
           <w:rFonts w:ascii="Microsoft YaHei" w:hAnsi="Microsoft YaHei" w:eastAsia="Microsoft YaHei"/>
-          <w:sz w:val="22"/>
         </w:rPr>
         <w:t>B、t分布是单峰分布</w:t>
       </w:r>
@@ -327,7 +293,6 @@
       <w:r>
         <w:rPr>
           <w:rFonts w:ascii="Microsoft YaHei" w:hAnsi="Microsoft YaHei" w:eastAsia="Microsoft YaHei"/>
-          <w:sz w:val="22"/>
         </w:rPr>
         <w:t>C、当自由度无穷大时,t分布趋向u分布</w:t>
       </w:r>
@@ -336,7 +301,6 @@
       <w:r>
         <w:rPr>
           <w:rFonts w:ascii="Microsoft YaHei" w:hAnsi="Microsoft YaHei" w:eastAsia="Microsoft YaHei"/>
-          <w:sz w:val="22"/>
         </w:rPr>
         <w:t>D、t分布以0为中心,左右对称</w:t>
       </w:r>
@@ -345,7 +309,6 @@
       <w:r>
         <w:rPr>
           <w:rFonts w:ascii="Microsoft YaHei" w:hAnsi="Microsoft YaHei" w:eastAsia="Microsoft YaHei"/>
-          <w:sz w:val="22"/>
         </w:rPr>
         <w:t>E、相同ν时,∣t∣越大,P越大</w:t>
       </w:r>
@@ -355,7 +318,6 @@
       <w:r>
         <w:rPr>
           <w:rFonts w:ascii="Microsoft YaHei" w:hAnsi="Microsoft YaHei" w:eastAsia="Microsoft YaHei"/>
-          <w:sz w:val="22"/>
         </w:rPr>
         <w:t>7在两样本均数比较的t检验中,无效假设是</w:t>
       </w:r>
@@ -364,7 +326,6 @@
       <w:r>
         <w:rPr>
           <w:rFonts w:ascii="Microsoft YaHei" w:hAnsi="Microsoft YaHei" w:eastAsia="Microsoft YaHei"/>
-          <w:sz w:val="22"/>
         </w:rPr>
         <w:t>A、两样本均数不等</w:t>
       </w:r>
@@ -373,7 +334,6 @@
       <w:r>
         <w:rPr>
           <w:rFonts w:ascii="Microsoft YaHei" w:hAnsi="Microsoft YaHei" w:eastAsia="Microsoft YaHei"/>
-          <w:sz w:val="22"/>
         </w:rPr>
         <w:t>B、两样本均数相等</w:t>
       </w:r>
@@ -382,7 +342,6 @@
       <w:r>
         <w:rPr>
           <w:rFonts w:ascii="Microsoft YaHei" w:hAnsi="Microsoft YaHei" w:eastAsia="Microsoft YaHei"/>
-          <w:sz w:val="22"/>
         </w:rPr>
         <w:t>C、两总体均数不等</w:t>
       </w:r>
@@ -391,7 +350,6 @@
       <w:r>
         <w:rPr>
           <w:rFonts w:ascii="Microsoft YaHei" w:hAnsi="Microsoft YaHei" w:eastAsia="Microsoft YaHei"/>
-          <w:sz w:val="22"/>
         </w:rPr>
         <w:t>D、两总体均数相等</w:t>
       </w:r>
@@ -400,7 +358,6 @@
       <w:r>
         <w:rPr>
           <w:rFonts w:ascii="Microsoft YaHei" w:hAnsi="Microsoft YaHei" w:eastAsia="Microsoft YaHei"/>
-          <w:sz w:val="22"/>
         </w:rPr>
         <w:t>E、两样本均数等于总体均数</w:t>
       </w:r>
@@ -410,7 +367,6 @@
       <w:r>
         <w:rPr>
           <w:rFonts w:ascii="Microsoft YaHei" w:hAnsi="Microsoft YaHei" w:eastAsia="Microsoft YaHei"/>
-          <w:sz w:val="22"/>
         </w:rPr>
         <w:t>8两样本均数比较时,以下情况中第二类错误最小的是</w:t>
       </w:r>
@@ -419,7 +375,6 @@
       <w:r>
         <w:rPr>
           <w:rFonts w:ascii="Microsoft YaHei" w:hAnsi="Microsoft YaHei" w:eastAsia="Microsoft YaHei"/>
-          <w:sz w:val="22"/>
         </w:rPr>
         <w:t>A、α= 0.01</w:t>
       </w:r>
@@ -428,7 +383,6 @@
       <w:r>
         <w:rPr>
           <w:rFonts w:ascii="Microsoft YaHei" w:hAnsi="Microsoft YaHei" w:eastAsia="Microsoft YaHei"/>
-          <w:sz w:val="22"/>
         </w:rPr>
         <w:t>B、α= 0.02</w:t>
       </w:r>
@@ -437,7 +391,6 @@
       <w:r>
         <w:rPr>
           <w:rFonts w:ascii="Microsoft YaHei" w:hAnsi="Microsoft YaHei" w:eastAsia="Microsoft YaHei"/>
-          <w:sz w:val="22"/>
         </w:rPr>
         <w:t>C、α= 0.03</w:t>
       </w:r>
@@ -446,7 +399,6 @@
       <w:r>
         <w:rPr>
           <w:rFonts w:ascii="Microsoft YaHei" w:hAnsi="Microsoft YaHei" w:eastAsia="Microsoft YaHei"/>
-          <w:sz w:val="22"/>
         </w:rPr>
         <w:t>D、α= 0.04</w:t>
       </w:r>
@@ -455,7 +407,6 @@
       <w:r>
         <w:rPr>
           <w:rFonts w:ascii="Microsoft YaHei" w:hAnsi="Microsoft YaHei" w:eastAsia="Microsoft YaHei"/>
-          <w:sz w:val="22"/>
         </w:rPr>
         <w:t>E、α= 0.05</w:t>
       </w:r>
@@ -465,7 +416,6 @@
       <w:r>
         <w:rPr>
           <w:rFonts w:ascii="Microsoft YaHei" w:hAnsi="Microsoft YaHei" w:eastAsia="Microsoft YaHei"/>
-          <w:sz w:val="22"/>
         </w:rPr>
         <w:t>9正态性检验,按α= 0.10水准,认为总体服从正态分布,此时若推断有错,其错误的概率</w:t>
       </w:r>
@@ -474,7 +424,6 @@
       <w:r>
         <w:rPr>
           <w:rFonts w:ascii="Microsoft YaHei" w:hAnsi="Microsoft YaHei" w:eastAsia="Microsoft YaHei"/>
-          <w:sz w:val="22"/>
         </w:rPr>
         <w:t>A、大于0.10</w:t>
       </w:r>
@@ -483,7 +432,6 @@
       <w:r>
         <w:rPr>
           <w:rFonts w:ascii="Microsoft YaHei" w:hAnsi="Microsoft YaHei" w:eastAsia="Microsoft YaHei"/>
-          <w:sz w:val="22"/>
         </w:rPr>
         <w:t>B、小于0.10</w:t>
       </w:r>
@@ -492,7 +440,6 @@
       <w:r>
         <w:rPr>
           <w:rFonts w:ascii="Microsoft YaHei" w:hAnsi="Microsoft YaHei" w:eastAsia="Microsoft YaHei"/>
-          <w:sz w:val="22"/>
         </w:rPr>
         <w:t>C、等于0.10</w:t>
       </w:r>
@@ -501,7 +448,6 @@
       <w:r>
         <w:rPr>
           <w:rFonts w:ascii="Microsoft YaHei" w:hAnsi="Microsoft YaHei" w:eastAsia="Microsoft YaHei"/>
-          <w:sz w:val="22"/>
         </w:rPr>
         <w:t>D、等于β,而β未知</w:t>
       </w:r>
@@ -510,7 +456,6 @@
       <w:r>
         <w:rPr>
           <w:rFonts w:ascii="Microsoft YaHei" w:hAnsi="Microsoft YaHei" w:eastAsia="Microsoft YaHei"/>
-          <w:sz w:val="22"/>
         </w:rPr>
         <w:t>E、等于1-β,而β未知</w:t>
       </w:r>
@@ -520,7 +465,6 @@
       <w:r>
         <w:rPr>
           <w:rFonts w:ascii="Microsoft YaHei" w:hAnsi="Microsoft YaHei" w:eastAsia="Microsoft YaHei"/>
-          <w:sz w:val="22"/>
         </w:rPr>
         <w:t>10关于假设检验,下面哪一项说法是正确</w:t>
       </w:r>
@@ -529,7 +473,6 @@
       <w:r>
         <w:rPr>
           <w:rFonts w:ascii="Microsoft YaHei" w:hAnsi="Microsoft YaHei" w:eastAsia="Microsoft YaHei"/>
-          <w:sz w:val="22"/>
         </w:rPr>
         <w:t>A、单侧检验优于双侧检验</w:t>
       </w:r>
@@ -538,7 +481,6 @@
       <w:r>
         <w:rPr>
           <w:rFonts w:ascii="Microsoft YaHei" w:hAnsi="Microsoft YaHei" w:eastAsia="Microsoft YaHei"/>
-          <w:sz w:val="22"/>
         </w:rPr>
         <w:t>B、若P&gt;α,则犯错误的可能性很小</w:t>
       </w:r>
@@ -547,7 +489,6 @@
       <w:r>
         <w:rPr>
           <w:rFonts w:ascii="Microsoft YaHei" w:hAnsi="Microsoft YaHei" w:eastAsia="Microsoft YaHei"/>
-          <w:sz w:val="22"/>
         </w:rPr>
         <w:t>C、两种假设都是针对总体而言的</w:t>
       </w:r>
@@ -556,7 +497,6 @@
       <w:r>
         <w:rPr>
           <w:rFonts w:ascii="Microsoft YaHei" w:hAnsi="Microsoft YaHei" w:eastAsia="Microsoft YaHei"/>
-          <w:sz w:val="22"/>
         </w:rPr>
         <w:t>D、检验水准α只能取0.05</w:t>
       </w:r>
@@ -565,7 +505,6 @@
       <w:r>
         <w:rPr>
           <w:rFonts w:ascii="Microsoft YaHei" w:hAnsi="Microsoft YaHei" w:eastAsia="Microsoft YaHei"/>
-          <w:sz w:val="22"/>
         </w:rPr>
         <w:t>E、拒绝H0,可能犯第Ⅱ类错误</w:t>
       </w:r>
@@ -575,7 +514,6 @@
       <w:r>
         <w:rPr>
           <w:rFonts w:ascii="Microsoft YaHei" w:hAnsi="Microsoft YaHei" w:eastAsia="Microsoft YaHei"/>
-          <w:sz w:val="22"/>
         </w:rPr>
         <w:t>11第Ⅰ类错误的含义是</w:t>
       </w:r>
@@ -584,7 +522,6 @@
       <w:r>
         <w:rPr>
           <w:rFonts w:ascii="Microsoft YaHei" w:hAnsi="Microsoft YaHei" w:eastAsia="Microsoft YaHei"/>
-          <w:sz w:val="22"/>
         </w:rPr>
         <w:t>A、H0是对的,统计检验结果未拒绝H0</w:t>
       </w:r>
@@ -593,7 +530,6 @@
       <w:r>
         <w:rPr>
           <w:rFonts w:ascii="Microsoft YaHei" w:hAnsi="Microsoft YaHei" w:eastAsia="Microsoft YaHei"/>
-          <w:sz w:val="22"/>
         </w:rPr>
         <w:t>B、H0是对的,统计检验结果拒绝H0</w:t>
       </w:r>
@@ -602,7 +538,6 @@
       <w:r>
         <w:rPr>
           <w:rFonts w:ascii="Microsoft YaHei" w:hAnsi="Microsoft YaHei" w:eastAsia="Microsoft YaHei"/>
-          <w:sz w:val="22"/>
         </w:rPr>
         <w:t>C、H0是不对的,统计检验结果未拒绝H0</w:t>
       </w:r>
@@ -611,7 +546,6 @@
       <w:r>
         <w:rPr>
           <w:rFonts w:ascii="Microsoft YaHei" w:hAnsi="Microsoft YaHei" w:eastAsia="Microsoft YaHei"/>
-          <w:sz w:val="22"/>
         </w:rPr>
         <w:t>D、H0是不对的, 统计检验结果拒绝H0</w:t>
       </w:r>
@@ -620,7 +554,6 @@
       <w:r>
         <w:rPr>
           <w:rFonts w:ascii="Microsoft YaHei" w:hAnsi="Microsoft YaHei" w:eastAsia="Microsoft YaHei"/>
-          <w:sz w:val="22"/>
         </w:rPr>
         <w:t>E、以上都不对</w:t>
       </w:r>
@@ -630,7 +563,6 @@
       <w:r>
         <w:rPr>
           <w:rFonts w:ascii="Microsoft YaHei" w:hAnsi="Microsoft YaHei" w:eastAsia="Microsoft YaHei"/>
-          <w:sz w:val="22"/>
         </w:rPr>
         <w:t>12进行两样本均数比较的t检验时,不要求</w:t>
       </w:r>
@@ -639,7 +571,6 @@
       <w:r>
         <w:rPr>
           <w:rFonts w:ascii="Microsoft YaHei" w:hAnsi="Microsoft YaHei" w:eastAsia="Microsoft YaHei"/>
-          <w:sz w:val="22"/>
         </w:rPr>
         <w:t>A、各观测结果相互独立</w:t>
       </w:r>
@@ -648,7 +579,6 @@
       <w:r>
         <w:rPr>
           <w:rFonts w:ascii="Microsoft YaHei" w:hAnsi="Microsoft YaHei" w:eastAsia="Microsoft YaHei"/>
-          <w:sz w:val="22"/>
         </w:rPr>
         <w:t>B、两样本来自正态分布总体</w:t>
       </w:r>
@@ -657,7 +587,6 @@
       <w:r>
         <w:rPr>
           <w:rFonts w:ascii="Microsoft YaHei" w:hAnsi="Microsoft YaHei" w:eastAsia="Microsoft YaHei"/>
-          <w:sz w:val="22"/>
         </w:rPr>
         <w:t>C、两样本所属总体的方差相等</w:t>
       </w:r>
@@ -666,7 +595,6 @@
       <w:r>
         <w:rPr>
           <w:rFonts w:ascii="Microsoft YaHei" w:hAnsi="Microsoft YaHei" w:eastAsia="Microsoft YaHei"/>
-          <w:sz w:val="22"/>
         </w:rPr>
         <w:t>D、两组数据均数相近</w:t>
       </w:r>
@@ -675,7 +603,6 @@
       <w:r>
         <w:rPr>
           <w:rFonts w:ascii="Microsoft YaHei" w:hAnsi="Microsoft YaHei" w:eastAsia="Microsoft YaHei"/>
-          <w:sz w:val="22"/>
         </w:rPr>
         <w:t>E、两组数据单位相同</w:t>
       </w:r>
@@ -685,7 +612,6 @@
       <w:r>
         <w:rPr>
           <w:rFonts w:ascii="Microsoft YaHei" w:hAnsi="Microsoft YaHei" w:eastAsia="Microsoft YaHei"/>
-          <w:sz w:val="22"/>
         </w:rPr>
         <w:t>13配对t检验要求</w:t>
       </w:r>
@@ -694,7 +620,6 @@
       <w:r>
         <w:rPr>
           <w:rFonts w:ascii="Microsoft YaHei" w:hAnsi="Microsoft YaHei" w:eastAsia="Microsoft YaHei"/>
-          <w:sz w:val="22"/>
         </w:rPr>
         <w:t>A、两组样本的方差相等</w:t>
       </w:r>
@@ -703,7 +628,6 @@
       <w:r>
         <w:rPr>
           <w:rFonts w:ascii="Microsoft YaHei" w:hAnsi="Microsoft YaHei" w:eastAsia="Microsoft YaHei"/>
-          <w:sz w:val="22"/>
         </w:rPr>
         <w:t>B、数据呈双变量正态分布</w:t>
       </w:r>
@@ -712,7 +636,6 @@
       <w:r>
         <w:rPr>
           <w:rFonts w:ascii="Microsoft YaHei" w:hAnsi="Microsoft YaHei" w:eastAsia="Microsoft YaHei"/>
-          <w:sz w:val="22"/>
         </w:rPr>
         <w:t>C、差数d服从正态分布</w:t>
       </w:r>
@@ -721,7 +644,6 @@
       <w:r>
         <w:rPr>
           <w:rFonts w:ascii="Microsoft YaHei" w:hAnsi="Microsoft YaHei" w:eastAsia="Microsoft YaHei"/>
-          <w:sz w:val="22"/>
         </w:rPr>
         <w:t>D、差数d的方差为0</w:t>
       </w:r>
@@ -730,7 +652,6 @@
       <w:r>
         <w:rPr>
           <w:rFonts w:ascii="Microsoft YaHei" w:hAnsi="Microsoft YaHei" w:eastAsia="Microsoft YaHei"/>
-          <w:sz w:val="22"/>
         </w:rPr>
         <w:t>E、n比较小</w:t>
       </w:r>
@@ -740,7 +661,6 @@
       <w:r>
         <w:rPr>
           <w:rFonts w:ascii="Microsoft YaHei" w:hAnsi="Microsoft YaHei" w:eastAsia="Microsoft YaHei"/>
-          <w:sz w:val="22"/>
         </w:rPr>
         <w:t>14两样本均数的比较,差异有统计学意义时,说明</w:t>
       </w:r>
@@ -749,7 +669,6 @@
       <w:r>
         <w:rPr>
           <w:rFonts w:ascii="Microsoft YaHei" w:hAnsi="Microsoft YaHei" w:eastAsia="Microsoft YaHei"/>
-          <w:sz w:val="22"/>
         </w:rPr>
         <w:t>A、两样本均数不同</w:t>
       </w:r>
@@ -758,7 +677,6 @@
       <w:r>
         <w:rPr>
           <w:rFonts w:ascii="Microsoft YaHei" w:hAnsi="Microsoft YaHei" w:eastAsia="Microsoft YaHei"/>
-          <w:sz w:val="22"/>
         </w:rPr>
         <w:t>B、两总体均数不同</w:t>
       </w:r>
@@ -767,7 +685,6 @@
       <w:r>
         <w:rPr>
           <w:rFonts w:ascii="Microsoft YaHei" w:hAnsi="Microsoft YaHei" w:eastAsia="Microsoft YaHei"/>
-          <w:sz w:val="22"/>
         </w:rPr>
         <w:t>C、两样本均数相同</w:t>
       </w:r>
@@ -776,7 +693,6 @@
       <w:r>
         <w:rPr>
           <w:rFonts w:ascii="Microsoft YaHei" w:hAnsi="Microsoft YaHei" w:eastAsia="Microsoft YaHei"/>
-          <w:sz w:val="22"/>
         </w:rPr>
         <w:t>D、两总体均数相同</w:t>
       </w:r>
@@ -785,7 +701,6 @@
       <w:r>
         <w:rPr>
           <w:rFonts w:ascii="Microsoft YaHei" w:hAnsi="Microsoft YaHei" w:eastAsia="Microsoft YaHei"/>
-          <w:sz w:val="22"/>
         </w:rPr>
         <w:t>E、两样本均数和总体均数均不同</w:t>
       </w:r>
@@ -795,7 +710,6 @@
       <w:r>
         <w:rPr>
           <w:rFonts w:ascii="Microsoft YaHei" w:hAnsi="Microsoft YaHei" w:eastAsia="Microsoft YaHei"/>
-          <w:sz w:val="22"/>
         </w:rPr>
         <w:t>15属于统计推断内容的是</w:t>
       </w:r>
@@ -804,7 +718,6 @@
       <w:r>
         <w:rPr>
           <w:rFonts w:ascii="Microsoft YaHei" w:hAnsi="Microsoft YaHei" w:eastAsia="Microsoft YaHei"/>
-          <w:sz w:val="22"/>
         </w:rPr>
         <w:t>A、计算样本均数</w:t>
       </w:r>
@@ -813,7 +726,6 @@
       <w:r>
         <w:rPr>
           <w:rFonts w:ascii="Microsoft YaHei" w:hAnsi="Microsoft YaHei" w:eastAsia="Microsoft YaHei"/>
-          <w:sz w:val="22"/>
         </w:rPr>
         <w:t>B、计算总体均数</w:t>
       </w:r>
@@ -822,7 +734,6 @@
       <w:r>
         <w:rPr>
           <w:rFonts w:ascii="Microsoft YaHei" w:hAnsi="Microsoft YaHei" w:eastAsia="Microsoft YaHei"/>
-          <w:sz w:val="22"/>
         </w:rPr>
         <w:t>C、计算样本标准差</w:t>
       </w:r>
@@ -831,7 +742,6 @@
       <w:r>
         <w:rPr>
           <w:rFonts w:ascii="Microsoft YaHei" w:hAnsi="Microsoft YaHei" w:eastAsia="Microsoft YaHei"/>
-          <w:sz w:val="22"/>
         </w:rPr>
         <w:t>D、计算标准误</w:t>
       </w:r>
@@ -840,7 +750,6 @@
       <w:r>
         <w:rPr>
           <w:rFonts w:ascii="Microsoft YaHei" w:hAnsi="Microsoft YaHei" w:eastAsia="Microsoft YaHei"/>
-          <w:sz w:val="22"/>
         </w:rPr>
         <w:t>E、估计可信区间</w:t>
       </w:r>
@@ -850,7 +759,6 @@
       <w:r>
         <w:rPr>
           <w:rFonts w:ascii="Microsoft YaHei" w:hAnsi="Microsoft YaHei" w:eastAsia="Microsoft YaHei"/>
-          <w:sz w:val="22"/>
         </w:rPr>
         <w:t>16在同一总体随机抽样,其他条件不变,样本含量越大,则</w:t>
       </w:r>
@@ -859,7 +767,6 @@
       <w:r>
         <w:rPr>
           <w:rFonts w:ascii="Microsoft YaHei" w:hAnsi="Microsoft YaHei" w:eastAsia="Microsoft YaHei"/>
-          <w:sz w:val="22"/>
         </w:rPr>
         <w:t>A、样本标准差越大</w:t>
       </w:r>
@@ -868,7 +775,6 @@
       <w:r>
         <w:rPr>
           <w:rFonts w:ascii="Microsoft YaHei" w:hAnsi="Microsoft YaHei" w:eastAsia="Microsoft YaHei"/>
-          <w:sz w:val="22"/>
         </w:rPr>
         <w:t>B、样本标准差越小</w:t>
       </w:r>
@@ -877,7 +783,6 @@
       <w:r>
         <w:rPr>
           <w:rFonts w:ascii="Microsoft YaHei" w:hAnsi="Microsoft YaHei" w:eastAsia="Microsoft YaHei"/>
-          <w:sz w:val="22"/>
         </w:rPr>
         <w:t>C、总体均数的95%可信区间越窄</w:t>
       </w:r>
@@ -886,7 +791,6 @@
       <w:r>
         <w:rPr>
           <w:rFonts w:ascii="Microsoft YaHei" w:hAnsi="Microsoft YaHei" w:eastAsia="Microsoft YaHei"/>
-          <w:sz w:val="22"/>
         </w:rPr>
         <w:t>D、总体均数的95%可信区间越宽</w:t>
       </w:r>
@@ -895,7 +799,6 @@
       <w:r>
         <w:rPr>
           <w:rFonts w:ascii="Microsoft YaHei" w:hAnsi="Microsoft YaHei" w:eastAsia="Microsoft YaHei"/>
-          <w:sz w:val="22"/>
         </w:rPr>
         <w:t>E、抽样误差越大</w:t>
       </w:r>
@@ -905,7 +808,6 @@
       <w:r>
         <w:rPr>
           <w:rFonts w:ascii="Microsoft YaHei" w:hAnsi="Microsoft YaHei" w:eastAsia="Microsoft YaHei"/>
-          <w:sz w:val="22"/>
         </w:rPr>
         <w:t>17在同一总体随机抽样,样本含量n固定时,可信度越高,总体均数可信区间</w:t>
       </w:r>
@@ -914,7 +816,6 @@
       <w:r>
         <w:rPr>
           <w:rFonts w:ascii="Microsoft YaHei" w:hAnsi="Microsoft YaHei" w:eastAsia="Microsoft YaHei"/>
-          <w:sz w:val="22"/>
         </w:rPr>
         <w:t>A、越宽</w:t>
       </w:r>
@@ -923,7 +824,6 @@
       <w:r>
         <w:rPr>
           <w:rFonts w:ascii="Microsoft YaHei" w:hAnsi="Microsoft YaHei" w:eastAsia="Microsoft YaHei"/>
-          <w:sz w:val="22"/>
         </w:rPr>
         <w:t>B、越窄</w:t>
       </w:r>
@@ -932,7 +832,6 @@
       <w:r>
         <w:rPr>
           <w:rFonts w:ascii="Microsoft YaHei" w:hAnsi="Microsoft YaHei" w:eastAsia="Microsoft YaHei"/>
-          <w:sz w:val="22"/>
         </w:rPr>
         <w:t>C、宽窄不变</w:t>
       </w:r>
@@ -941,7 +840,6 @@
       <w:r>
         <w:rPr>
           <w:rFonts w:ascii="Microsoft YaHei" w:hAnsi="Microsoft YaHei" w:eastAsia="Microsoft YaHei"/>
-          <w:sz w:val="22"/>
         </w:rPr>
         <w:t>D、宽窄还与β有关</w:t>
       </w:r>
@@ -950,7 +848,6 @@
       <w:r>
         <w:rPr>
           <w:rFonts w:ascii="Microsoft YaHei" w:hAnsi="Microsoft YaHei" w:eastAsia="Microsoft YaHei"/>
-          <w:sz w:val="22"/>
         </w:rPr>
         <w:t>E、以上说法都不对</w:t>
       </w:r>
@@ -1330,7 +1227,7 @@
     <w:rsid w:val="00FC693F"/>
     <w:rPr>
       <w:rFonts w:ascii="Microsoft YaHei" w:hAnsi="Microsoft YaHei" w:eastAsia="Microsoft YaHei"/>
-      <w:sz w:val="22"/>
+      <w:sz w:val="21"/>
     </w:rPr>
   </w:style>
   <w:style w:type="paragraph" w:styleId="Header">
